--- a/pr-preview/pr-228/sufficiency-handout.docx
+++ b/pr-preview/pr-228/sufficiency-handout.docx
@@ -15,7 +15,7 @@
         <w:pStyle w:val="Date"/>
       </w:pPr>
       <w:r>
-        <w:t xml:space="preserve">Last modified: 2026-10-16 00:46:06 (PDT)</w:t>
+        <w:t xml:space="preserve">Last modified: 2026-10-16 05:04:52 (PDT)</w:t>
       </w:r>
     </w:p>
     <w:p>
@@ -128,16 +128,21 @@
             <m:grow/>
           </m:dPr>
           <m:e>
-            <m:acc>
-              <m:accPr>
-                <m:chr m:val="̃"/>
-              </m:accPr>
+            <m:limLow>
               <m:e>
                 <m:r>
                   <m:t>X</m:t>
                 </m:r>
               </m:e>
-            </m:acc>
+              <m:lim>
+                <m:r>
+                  <m:rPr>
+                    <m:sty m:val="p"/>
+                  </m:rPr>
+                  <m:t>∼</m:t>
+                </m:r>
+              </m:lim>
+            </m:limLow>
           </m:e>
         </m:d>
         <m:r>
@@ -177,16 +182,21 @@
             <m:grow/>
           </m:dPr>
           <m:e>
-            <m:acc>
-              <m:accPr>
-                <m:chr m:val="̃"/>
-              </m:accPr>
+            <m:limLow>
               <m:e>
                 <m:r>
                   <m:t>x</m:t>
                 </m:r>
               </m:e>
-            </m:acc>
+              <m:lim>
+                <m:r>
+                  <m:rPr>
+                    <m:sty m:val="p"/>
+                  </m:rPr>
+                  <m:t>∼</m:t>
+                </m:r>
+              </m:lim>
+            </m:limLow>
           </m:e>
         </m:d>
         <m:r>
@@ -289,16 +299,21 @@
         <w:t xml:space="preserve"> </w:t>
       </w:r>
       <m:oMath>
-        <m:acc>
-          <m:accPr>
-            <m:chr m:val="̃"/>
-          </m:accPr>
+        <m:limLow>
           <m:e>
             <m:r>
               <m:t>X</m:t>
             </m:r>
           </m:e>
-        </m:acc>
+          <m:lim>
+            <m:r>
+              <m:rPr>
+                <m:sty m:val="p"/>
+              </m:rPr>
+              <m:t>∼</m:t>
+            </m:r>
+          </m:lim>
+        </m:limLow>
       </m:oMath>
       <w:r>
         <w:t xml:space="preserve"> </w:t>
@@ -352,16 +367,21 @@
             <m:grow/>
           </m:dPr>
           <m:e>
-            <m:acc>
-              <m:accPr>
-                <m:chr m:val="̃"/>
-              </m:accPr>
+            <m:limLow>
               <m:e>
                 <m:r>
                   <m:t>X</m:t>
                 </m:r>
               </m:e>
-            </m:acc>
+              <m:lim>
+                <m:r>
+                  <m:rPr>
+                    <m:sty m:val="p"/>
+                  </m:rPr>
+                  <m:t>∼</m:t>
+                </m:r>
+              </m:lim>
+            </m:limLow>
           </m:e>
         </m:d>
         <m:r>
@@ -408,16 +428,21 @@
         <w:t xml:space="preserve"> </w:t>
       </w:r>
       <m:oMath>
-        <m:acc>
-          <m:accPr>
-            <m:chr m:val="̃"/>
-          </m:accPr>
+        <m:limLow>
           <m:e>
             <m:r>
               <m:t>x</m:t>
             </m:r>
           </m:e>
-        </m:acc>
+          <m:lim>
+            <m:r>
+              <m:rPr>
+                <m:sty m:val="p"/>
+              </m:rPr>
+              <m:t>∼</m:t>
+            </m:r>
+          </m:lim>
+        </m:limLow>
       </m:oMath>
       <w:r>
         <w:t xml:space="preserve"> </w:t>
@@ -513,32 +538,42 @@
               <m:grow/>
             </m:dPr>
             <m:e>
-              <m:acc>
-                <m:accPr>
-                  <m:chr m:val="̃"/>
-                </m:accPr>
+              <m:limLow>
                 <m:e>
                   <m:r>
                     <m:t>X</m:t>
                   </m:r>
                 </m:e>
-              </m:acc>
+                <m:lim>
+                  <m:r>
+                    <m:rPr>
+                      <m:sty m:val="p"/>
+                    </m:rPr>
+                    <m:t>∼</m:t>
+                  </m:r>
+                </m:lim>
+              </m:limLow>
               <m:r>
                 <m:rPr>
                   <m:sty m:val="p"/>
                 </m:rPr>
                 <m:t>=</m:t>
               </m:r>
-              <m:acc>
-                <m:accPr>
-                  <m:chr m:val="̃"/>
-                </m:accPr>
+              <m:limLow>
                 <m:e>
                   <m:r>
                     <m:t>x</m:t>
                   </m:r>
                 </m:e>
-              </m:acc>
+                <m:lim>
+                  <m:r>
+                    <m:rPr>
+                      <m:sty m:val="p"/>
+                    </m:rPr>
+                    <m:t>∼</m:t>
+                  </m:r>
+                </m:lim>
+              </m:limLow>
               <m:r>
                 <m:rPr>
                   <m:sty m:val="p"/>
@@ -559,16 +594,21 @@
                   <m:grow/>
                 </m:dPr>
                 <m:e>
-                  <m:acc>
-                    <m:accPr>
-                      <m:chr m:val="̃"/>
-                    </m:accPr>
+                  <m:limLow>
                     <m:e>
                       <m:r>
                         <m:t>X</m:t>
                       </m:r>
                     </m:e>
-                  </m:acc>
+                    <m:lim>
+                      <m:r>
+                        <m:rPr>
+                          <m:sty m:val="p"/>
+                        </m:rPr>
+                        <m:t>∼</m:t>
+                      </m:r>
+                    </m:lim>
+                  </m:limLow>
                 </m:e>
               </m:d>
               <m:r>
@@ -648,16 +688,21 @@
                   <m:grow/>
                 </m:dPr>
                 <m:e>
-                  <m:acc>
-                    <m:accPr>
-                      <m:chr m:val="̃"/>
-                    </m:accPr>
+                  <m:limLow>
                     <m:e>
                       <m:r>
                         <m:t>X</m:t>
                       </m:r>
                     </m:e>
-                  </m:acc>
+                    <m:lim>
+                      <m:r>
+                        <m:rPr>
+                          <m:sty m:val="p"/>
+                        </m:rPr>
+                        <m:t>∼</m:t>
+                      </m:r>
+                    </m:lim>
+                  </m:limLow>
                 </m:e>
               </m:d>
               <m:r>
@@ -780,16 +825,21 @@
             <m:grow/>
           </m:dPr>
           <m:e>
-            <m:acc>
-              <m:accPr>
-                <m:chr m:val="̃"/>
-              </m:accPr>
+            <m:limLow>
               <m:e>
                 <m:r>
                   <m:t>X</m:t>
                 </m:r>
               </m:e>
-            </m:acc>
+              <m:lim>
+                <m:r>
+                  <m:rPr>
+                    <m:sty m:val="p"/>
+                  </m:rPr>
+                  <m:t>∼</m:t>
+                </m:r>
+              </m:lim>
+            </m:limLow>
           </m:e>
         </m:d>
         <m:r>
@@ -843,16 +893,21 @@
             <m:grow/>
           </m:dPr>
           <m:e>
-            <m:acc>
-              <m:accPr>
-                <m:chr m:val="̃"/>
-              </m:accPr>
+            <m:limLow>
               <m:e>
                 <m:r>
                   <m:t>X</m:t>
                 </m:r>
               </m:e>
-            </m:acc>
+              <m:lim>
+                <m:r>
+                  <m:rPr>
+                    <m:sty m:val="p"/>
+                  </m:rPr>
+                  <m:t>∼</m:t>
+                </m:r>
+              </m:lim>
+            </m:limLow>
           </m:e>
         </m:d>
         <m:r>
@@ -905,16 +960,21 @@
             <m:grow/>
           </m:dPr>
           <m:e>
-            <m:acc>
-              <m:accPr>
-                <m:chr m:val="̃"/>
-              </m:accPr>
+            <m:limLow>
               <m:e>
                 <m:r>
                   <m:t>X</m:t>
                 </m:r>
               </m:e>
-            </m:acc>
+              <m:lim>
+                <m:r>
+                  <m:rPr>
+                    <m:sty m:val="p"/>
+                  </m:rPr>
+                  <m:t>∼</m:t>
+                </m:r>
+              </m:lim>
+            </m:limLow>
           </m:e>
         </m:d>
         <m:r>
@@ -926,16 +986,21 @@
           </m:rPr>
           <m:t>=</m:t>
         </m:r>
-        <m:acc>
-          <m:accPr>
-            <m:chr m:val="̃"/>
-          </m:accPr>
+        <m:limLow>
           <m:e>
             <m:r>
               <m:t>X</m:t>
             </m:r>
           </m:e>
-        </m:acc>
+          <m:lim>
+            <m:r>
+              <m:rPr>
+                <m:sty m:val="p"/>
+              </m:rPr>
+              <m:t>∼</m:t>
+            </m:r>
+          </m:lim>
+        </m:limLow>
       </m:oMath>
       <w:r>
         <w:t xml:space="preserve">, is always sufficient but does not reduce the data;</w:t>
@@ -1027,16 +1092,21 @@
             <m:grow/>
           </m:dPr>
           <m:e>
-            <m:acc>
-              <m:accPr>
-                <m:chr m:val="̃"/>
-              </m:accPr>
+            <m:limLow>
               <m:e>
                 <m:r>
                   <m:t>x</m:t>
                 </m:r>
               </m:e>
-            </m:acc>
+              <m:lim>
+                <m:r>
+                  <m:rPr>
+                    <m:sty m:val="p"/>
+                  </m:rPr>
+                  <m:t>∼</m:t>
+                </m:r>
+              </m:lim>
+            </m:limLow>
             <m:r>
               <m:rPr>
                 <m:sty m:val="p"/>
@@ -1062,16 +1132,21 @@
         <w:t xml:space="preserve"> </w:t>
       </w:r>
       <m:oMath>
-        <m:acc>
-          <m:accPr>
-            <m:chr m:val="̃"/>
-          </m:accPr>
+        <m:limLow>
           <m:e>
             <m:r>
               <m:t>X</m:t>
             </m:r>
           </m:e>
-        </m:acc>
+          <m:lim>
+            <m:r>
+              <m:rPr>
+                <m:sty m:val="p"/>
+              </m:rPr>
+              <m:t>∼</m:t>
+            </m:r>
+          </m:lim>
+        </m:limLow>
       </m:oMath>
       <w:r>
         <w:t xml:space="preserve">.</w:t>
@@ -1100,16 +1175,21 @@
             <m:grow/>
           </m:dPr>
           <m:e>
-            <m:acc>
-              <m:accPr>
-                <m:chr m:val="̃"/>
-              </m:accPr>
+            <m:limLow>
               <m:e>
                 <m:r>
                   <m:t>X</m:t>
                 </m:r>
               </m:e>
-            </m:acc>
+              <m:lim>
+                <m:r>
+                  <m:rPr>
+                    <m:sty m:val="p"/>
+                  </m:rPr>
+                  <m:t>∼</m:t>
+                </m:r>
+              </m:lim>
+            </m:limLow>
           </m:e>
         </m:d>
         <m:r>
@@ -1191,16 +1271,21 @@
         <w:t xml:space="preserve"> </w:t>
       </w:r>
       <m:oMath>
-        <m:acc>
-          <m:accPr>
-            <m:chr m:val="̃"/>
-          </m:accPr>
+        <m:limLow>
           <m:e>
             <m:r>
               <m:t>x</m:t>
             </m:r>
           </m:e>
-        </m:acc>
+          <m:lim>
+            <m:r>
+              <m:rPr>
+                <m:sty m:val="p"/>
+              </m:rPr>
+              <m:t>∼</m:t>
+            </m:r>
+          </m:lim>
+        </m:limLow>
       </m:oMath>
       <w:r>
         <w:t xml:space="preserve"> </w:t>
@@ -1247,16 +1332,21 @@
               <m:grow/>
             </m:dPr>
             <m:e>
-              <m:acc>
-                <m:accPr>
-                  <m:chr m:val="̃"/>
-                </m:accPr>
+              <m:limLow>
                 <m:e>
                   <m:r>
                     <m:t>x</m:t>
                   </m:r>
                 </m:e>
-              </m:acc>
+                <m:lim>
+                  <m:r>
+                    <m:rPr>
+                      <m:sty m:val="p"/>
+                    </m:rPr>
+                    <m:t>∼</m:t>
+                  </m:r>
+                </m:lim>
+              </m:limLow>
               <m:r>
                 <m:rPr>
                   <m:sty m:val="p"/>
@@ -1305,16 +1395,21 @@
                   <m:grow/>
                 </m:dPr>
                 <m:e>
-                  <m:acc>
-                    <m:accPr>
-                      <m:chr m:val="̃"/>
-                    </m:accPr>
+                  <m:limLow>
                     <m:e>
                       <m:r>
                         <m:t>x</m:t>
                       </m:r>
                     </m:e>
-                  </m:acc>
+                    <m:lim>
+                      <m:r>
+                        <m:rPr>
+                          <m:sty m:val="p"/>
+                        </m:rPr>
+                        <m:t>∼</m:t>
+                      </m:r>
+                    </m:lim>
+                  </m:limLow>
                 </m:e>
               </m:d>
               <m:r>
@@ -1351,16 +1446,21 @@
               <m:grow/>
             </m:dPr>
             <m:e>
-              <m:acc>
-                <m:accPr>
-                  <m:chr m:val="̃"/>
-                </m:accPr>
+              <m:limLow>
                 <m:e>
                   <m:r>
                     <m:t>x</m:t>
                   </m:r>
                 </m:e>
-              </m:acc>
+                <m:lim>
+                  <m:r>
+                    <m:rPr>
+                      <m:sty m:val="p"/>
+                    </m:rPr>
+                    <m:t>∼</m:t>
+                  </m:r>
+                </m:lim>
+              </m:limLow>
             </m:e>
           </m:d>
           <m:r>
@@ -1413,16 +1513,21 @@
             <m:grow/>
           </m:dPr>
           <m:e>
-            <m:acc>
-              <m:accPr>
-                <m:chr m:val="̃"/>
-              </m:accPr>
+            <m:limLow>
               <m:e>
                 <m:r>
                   <m:t>x</m:t>
                 </m:r>
               </m:e>
-            </m:acc>
+              <m:lim>
+                <m:r>
+                  <m:rPr>
+                    <m:sty m:val="p"/>
+                  </m:rPr>
+                  <m:t>∼</m:t>
+                </m:r>
+              </m:lim>
+            </m:limLow>
           </m:e>
         </m:d>
         <m:r>
@@ -1469,16 +1574,21 @@
         <w:t xml:space="preserve"> </w:t>
       </w:r>
       <m:oMath>
-        <m:acc>
-          <m:accPr>
-            <m:chr m:val="̃"/>
-          </m:accPr>
+        <m:limLow>
           <m:e>
             <m:r>
               <m:t>x</m:t>
             </m:r>
           </m:e>
-        </m:acc>
+          <m:lim>
+            <m:r>
+              <m:rPr>
+                <m:sty m:val="p"/>
+              </m:rPr>
+              <m:t>∼</m:t>
+            </m:r>
+          </m:lim>
+        </m:limLow>
       </m:oMath>
       <w:r>
         <w:t xml:space="preserve"> </w:t>
@@ -1526,16 +1636,21 @@
             <m:grow/>
           </m:dPr>
           <m:e>
-            <m:acc>
-              <m:accPr>
-                <m:chr m:val="̃"/>
-              </m:accPr>
+            <m:limLow>
               <m:e>
                 <m:r>
                   <m:t>x</m:t>
                 </m:r>
               </m:e>
-            </m:acc>
+              <m:lim>
+                <m:r>
+                  <m:rPr>
+                    <m:sty m:val="p"/>
+                  </m:rPr>
+                  <m:t>∼</m:t>
+                </m:r>
+              </m:lim>
+            </m:limLow>
           </m:e>
         </m:d>
         <m:r>
@@ -1555,32 +1670,42 @@
         <w:t xml:space="preserve"> </w:t>
       </w:r>
       <m:oMath>
-        <m:acc>
-          <m:accPr>
-            <m:chr m:val="̃"/>
-          </m:accPr>
+        <m:limLow>
           <m:e>
             <m:r>
               <m:t>X</m:t>
             </m:r>
           </m:e>
-        </m:acc>
+          <m:lim>
+            <m:r>
+              <m:rPr>
+                <m:sty m:val="p"/>
+              </m:rPr>
+              <m:t>∼</m:t>
+            </m:r>
+          </m:lim>
+        </m:limLow>
         <m:r>
           <m:rPr>
             <m:sty m:val="p"/>
           </m:rPr>
           <m:t>=</m:t>
         </m:r>
-        <m:acc>
-          <m:accPr>
-            <m:chr m:val="̃"/>
-          </m:accPr>
+        <m:limLow>
           <m:e>
             <m:r>
               <m:t>x</m:t>
             </m:r>
           </m:e>
-        </m:acc>
+          <m:lim>
+            <m:r>
+              <m:rPr>
+                <m:sty m:val="p"/>
+              </m:rPr>
+              <m:t>∼</m:t>
+            </m:r>
+          </m:lim>
+        </m:limLow>
       </m:oMath>
       <w:r>
         <w:t xml:space="preserve"> </w:t>
@@ -1606,16 +1731,21 @@
             <m:grow/>
           </m:dPr>
           <m:e>
-            <m:acc>
-              <m:accPr>
-                <m:chr m:val="̃"/>
-              </m:accPr>
+            <m:limLow>
               <m:e>
                 <m:r>
                   <m:t>X</m:t>
                 </m:r>
               </m:e>
-            </m:acc>
+              <m:lim>
+                <m:r>
+                  <m:rPr>
+                    <m:sty m:val="p"/>
+                  </m:rPr>
+                  <m:t>∼</m:t>
+                </m:r>
+              </m:lim>
+            </m:limLow>
           </m:e>
         </m:d>
         <m:r>
@@ -1746,16 +1876,21 @@
                 <m:grow/>
               </m:dPr>
               <m:e>
-                <m:acc>
-                  <m:accPr>
-                    <m:chr m:val="̃"/>
-                  </m:accPr>
+                <m:limLow>
                   <m:e>
                     <m:r>
                       <m:t>X</m:t>
                     </m:r>
                   </m:e>
-                </m:acc>
+                  <m:lim>
+                    <m:r>
+                      <m:rPr>
+                        <m:sty m:val="p"/>
+                      </m:rPr>
+                      <m:t>∼</m:t>
+                    </m:r>
+                  </m:lim>
+                </m:limLow>
               </m:e>
             </m:d>
             <m:r>
@@ -1800,16 +1935,21 @@
             <m:grow/>
           </m:dPr>
           <m:e>
-            <m:acc>
-              <m:accPr>
-                <m:chr m:val="̃"/>
-              </m:accPr>
+            <m:limLow>
               <m:e>
                 <m:r>
                   <m:t>x</m:t>
                 </m:r>
               </m:e>
-            </m:acc>
+              <m:lim>
+                <m:r>
+                  <m:rPr>
+                    <m:sty m:val="p"/>
+                  </m:rPr>
+                  <m:t>∼</m:t>
+                </m:r>
+              </m:lim>
+            </m:limLow>
           </m:e>
         </m:d>
         <m:r>
@@ -1852,32 +1992,42 @@
             <m:grow/>
           </m:dPr>
           <m:e>
-            <m:acc>
-              <m:accPr>
-                <m:chr m:val="̃"/>
-              </m:accPr>
+            <m:limLow>
               <m:e>
                 <m:r>
                   <m:t>X</m:t>
                 </m:r>
               </m:e>
-            </m:acc>
+              <m:lim>
+                <m:r>
+                  <m:rPr>
+                    <m:sty m:val="p"/>
+                  </m:rPr>
+                  <m:t>∼</m:t>
+                </m:r>
+              </m:lim>
+            </m:limLow>
             <m:r>
               <m:rPr>
                 <m:sty m:val="p"/>
               </m:rPr>
               <m:t>=</m:t>
             </m:r>
-            <m:acc>
-              <m:accPr>
-                <m:chr m:val="̃"/>
-              </m:accPr>
+            <m:limLow>
               <m:e>
                 <m:r>
                   <m:t>x</m:t>
                 </m:r>
               </m:e>
-            </m:acc>
+              <m:lim>
+                <m:r>
+                  <m:rPr>
+                    <m:sty m:val="p"/>
+                  </m:rPr>
+                  <m:t>∼</m:t>
+                </m:r>
+              </m:lim>
+            </m:limLow>
             <m:r>
               <m:rPr>
                 <m:sty m:val="p"/>
@@ -1898,16 +2048,21 @@
                 <m:grow/>
               </m:dPr>
               <m:e>
-                <m:acc>
-                  <m:accPr>
-                    <m:chr m:val="̃"/>
-                  </m:accPr>
+                <m:limLow>
                   <m:e>
                     <m:r>
                       <m:t>X</m:t>
                     </m:r>
                   </m:e>
-                </m:acc>
+                  <m:lim>
+                    <m:r>
+                      <m:rPr>
+                        <m:sty m:val="p"/>
+                      </m:rPr>
+                      <m:t>∼</m:t>
+                    </m:r>
+                  </m:lim>
+                </m:limLow>
               </m:e>
             </m:d>
             <m:r>
@@ -1992,16 +2147,21 @@
                 <m:grow/>
               </m:dPr>
               <m:e>
-                <m:acc>
-                  <m:accPr>
-                    <m:chr m:val="̃"/>
-                  </m:accPr>
+                <m:limLow>
                   <m:e>
                     <m:r>
                       <m:t>X</m:t>
                     </m:r>
                   </m:e>
-                </m:acc>
+                  <m:lim>
+                    <m:r>
+                      <m:rPr>
+                        <m:sty m:val="p"/>
+                      </m:rPr>
+                      <m:t>∼</m:t>
+                    </m:r>
+                  </m:lim>
+                </m:limLow>
               </m:e>
             </m:d>
             <m:r>
@@ -2072,16 +2232,21 @@
             <m:grow/>
           </m:dPr>
           <m:e>
-            <m:acc>
-              <m:accPr>
-                <m:chr m:val="̃"/>
-              </m:accPr>
+            <m:limLow>
               <m:e>
                 <m:r>
                   <m:t>x</m:t>
                 </m:r>
               </m:e>
-            </m:acc>
+              <m:lim>
+                <m:r>
+                  <m:rPr>
+                    <m:sty m:val="p"/>
+                  </m:rPr>
+                  <m:t>∼</m:t>
+                </m:r>
+              </m:lim>
+            </m:limLow>
           </m:e>
         </m:d>
         <m:r>
@@ -2158,16 +2323,21 @@
                 <m:grow/>
               </m:dPr>
               <m:e>
-                <m:acc>
-                  <m:accPr>
-                    <m:chr m:val="̃"/>
-                  </m:accPr>
+                <m:limLow>
                   <m:e>
                     <m:r>
                       <m:t>X</m:t>
                     </m:r>
                   </m:e>
-                </m:acc>
+                  <m:lim>
+                    <m:r>
+                      <m:rPr>
+                        <m:sty m:val="p"/>
+                      </m:rPr>
+                      <m:t>∼</m:t>
+                    </m:r>
+                  </m:lim>
+                </m:limLow>
               </m:e>
             </m:d>
             <m:r>
@@ -2232,16 +2402,21 @@
             <m:grow/>
           </m:dPr>
           <m:e>
-            <m:acc>
-              <m:accPr>
-                <m:chr m:val="̃"/>
-              </m:accPr>
+            <m:limLow>
               <m:e>
                 <m:r>
                   <m:t>x</m:t>
                 </m:r>
               </m:e>
-            </m:acc>
+              <m:lim>
+                <m:r>
+                  <m:rPr>
+                    <m:sty m:val="p"/>
+                  </m:rPr>
+                  <m:t>∼</m:t>
+                </m:r>
+              </m:lim>
+            </m:limLow>
           </m:e>
         </m:d>
         <m:r>
@@ -2337,16 +2512,21 @@
                 <m:grow/>
               </m:dPr>
               <m:e>
-                <m:acc>
-                  <m:accPr>
-                    <m:chr m:val="̃"/>
-                  </m:accPr>
+                <m:limLow>
                   <m:e>
                     <m:r>
                       <m:t>X</m:t>
                     </m:r>
                   </m:e>
-                </m:acc>
+                  <m:lim>
+                    <m:r>
+                      <m:rPr>
+                        <m:sty m:val="p"/>
+                      </m:rPr>
+                      <m:t>∼</m:t>
+                    </m:r>
+                  </m:lim>
+                </m:limLow>
               </m:e>
             </m:d>
             <m:r>
@@ -2403,32 +2583,42 @@
         <w:t xml:space="preserve"> </w:t>
       </w:r>
       <m:oMath>
-        <m:acc>
-          <m:accPr>
-            <m:chr m:val="̃"/>
-          </m:accPr>
+        <m:limLow>
           <m:e>
             <m:r>
               <m:t>X</m:t>
             </m:r>
           </m:e>
-        </m:acc>
+          <m:lim>
+            <m:r>
+              <m:rPr>
+                <m:sty m:val="p"/>
+              </m:rPr>
+              <m:t>∼</m:t>
+            </m:r>
+          </m:lim>
+        </m:limLow>
         <m:r>
           <m:rPr>
             <m:sty m:val="p"/>
           </m:rPr>
           <m:t>=</m:t>
         </m:r>
-        <m:acc>
-          <m:accPr>
-            <m:chr m:val="̃"/>
-          </m:accPr>
+        <m:limLow>
           <m:e>
             <m:r>
               <m:t>x</m:t>
             </m:r>
           </m:e>
-        </m:acc>
+          <m:lim>
+            <m:r>
+              <m:rPr>
+                <m:sty m:val="p"/>
+              </m:rPr>
+              <m:t>∼</m:t>
+            </m:r>
+          </m:lim>
+        </m:limLow>
       </m:oMath>
       <w:r>
         <w:t xml:space="preserve"> </w:t>
@@ -2454,16 +2644,21 @@
             <m:grow/>
           </m:dPr>
           <m:e>
-            <m:acc>
-              <m:accPr>
-                <m:chr m:val="̃"/>
-              </m:accPr>
+            <m:limLow>
               <m:e>
                 <m:r>
                   <m:t>X</m:t>
                 </m:r>
               </m:e>
-            </m:acc>
+              <m:lim>
+                <m:r>
+                  <m:rPr>
+                    <m:sty m:val="p"/>
+                  </m:rPr>
+                  <m:t>∼</m:t>
+                </m:r>
+              </m:lim>
+            </m:limLow>
           </m:e>
         </m:d>
         <m:r>
@@ -2528,16 +2723,21 @@
                   <m:grow/>
                 </m:dPr>
                 <m:e>
-                  <m:acc>
-                    <m:accPr>
-                      <m:chr m:val="̃"/>
-                    </m:accPr>
+                  <m:limLow>
                     <m:e>
                       <m:r>
                         <m:t>x</m:t>
                       </m:r>
                     </m:e>
-                  </m:acc>
+                    <m:lim>
+                      <m:r>
+                        <m:rPr>
+                          <m:sty m:val="p"/>
+                        </m:rPr>
+                        <m:t>∼</m:t>
+                      </m:r>
+                    </m:lim>
+                  </m:limLow>
                   <m:r>
                     <m:rPr>
                       <m:sty m:val="p"/>
@@ -2587,32 +2787,42 @@
                   <m:grow/>
                 </m:dPr>
                 <m:e>
-                  <m:acc>
-                    <m:accPr>
-                      <m:chr m:val="̃"/>
-                    </m:accPr>
+                  <m:limLow>
                     <m:e>
                       <m:r>
                         <m:t>X</m:t>
                       </m:r>
                     </m:e>
-                  </m:acc>
+                    <m:lim>
+                      <m:r>
+                        <m:rPr>
+                          <m:sty m:val="p"/>
+                        </m:rPr>
+                        <m:t>∼</m:t>
+                      </m:r>
+                    </m:lim>
+                  </m:limLow>
                   <m:r>
                     <m:rPr>
                       <m:sty m:val="p"/>
                     </m:rPr>
                     <m:t>=</m:t>
                   </m:r>
-                  <m:acc>
-                    <m:accPr>
-                      <m:chr m:val="̃"/>
-                    </m:accPr>
+                  <m:limLow>
                     <m:e>
                       <m:r>
                         <m:t>x</m:t>
                       </m:r>
                     </m:e>
-                  </m:acc>
+                    <m:lim>
+                      <m:r>
+                        <m:rPr>
+                          <m:sty m:val="p"/>
+                        </m:rPr>
+                        <m:t>∼</m:t>
+                      </m:r>
+                    </m:lim>
+                  </m:limLow>
                 </m:e>
               </m:d>
               <m:r>
@@ -2668,32 +2878,42 @@
                   <m:grow/>
                 </m:dPr>
                 <m:e>
-                  <m:acc>
-                    <m:accPr>
-                      <m:chr m:val="̃"/>
-                    </m:accPr>
+                  <m:limLow>
                     <m:e>
                       <m:r>
                         <m:t>X</m:t>
                       </m:r>
                     </m:e>
-                  </m:acc>
+                    <m:lim>
+                      <m:r>
+                        <m:rPr>
+                          <m:sty m:val="p"/>
+                        </m:rPr>
+                        <m:t>∼</m:t>
+                      </m:r>
+                    </m:lim>
+                  </m:limLow>
                   <m:r>
                     <m:rPr>
                       <m:sty m:val="p"/>
                     </m:rPr>
                     <m:t>=</m:t>
                   </m:r>
-                  <m:acc>
-                    <m:accPr>
-                      <m:chr m:val="̃"/>
-                    </m:accPr>
+                  <m:limLow>
                     <m:e>
                       <m:r>
                         <m:t>x</m:t>
                       </m:r>
                     </m:e>
-                  </m:acc>
+                    <m:lim>
+                      <m:r>
+                        <m:rPr>
+                          <m:sty m:val="p"/>
+                        </m:rPr>
+                        <m:t>∼</m:t>
+                      </m:r>
+                    </m:lim>
+                  </m:limLow>
                   <m:r>
                     <m:rPr>
                       <m:sty m:val="p"/>
@@ -2717,16 +2937,21 @@
                       <m:grow/>
                     </m:dPr>
                     <m:e>
-                      <m:acc>
-                        <m:accPr>
-                          <m:chr m:val="̃"/>
-                        </m:accPr>
+                      <m:limLow>
                         <m:e>
                           <m:r>
                             <m:t>X</m:t>
                           </m:r>
                         </m:e>
-                      </m:acc>
+                        <m:lim>
+                          <m:r>
+                            <m:rPr>
+                              <m:sty m:val="p"/>
+                            </m:rPr>
+                            <m:t>∼</m:t>
+                          </m:r>
+                        </m:lim>
+                      </m:limLow>
                     </m:e>
                   </m:d>
                   <m:r>
@@ -2810,16 +3035,21 @@
                       <m:grow/>
                     </m:dPr>
                     <m:e>
-                      <m:acc>
-                        <m:accPr>
-                          <m:chr m:val="̃"/>
-                        </m:accPr>
+                      <m:limLow>
                         <m:e>
                           <m:r>
                             <m:t>X</m:t>
                           </m:r>
                         </m:e>
-                      </m:acc>
+                        <m:lim>
+                          <m:r>
+                            <m:rPr>
+                              <m:sty m:val="p"/>
+                            </m:rPr>
+                            <m:t>∼</m:t>
+                          </m:r>
+                        </m:lim>
+                      </m:limLow>
                     </m:e>
                   </m:d>
                   <m:r>
@@ -2868,32 +3098,42 @@
                   <m:grow/>
                 </m:dPr>
                 <m:e>
-                  <m:acc>
-                    <m:accPr>
-                      <m:chr m:val="̃"/>
-                    </m:accPr>
+                  <m:limLow>
                     <m:e>
                       <m:r>
                         <m:t>X</m:t>
                       </m:r>
                     </m:e>
-                  </m:acc>
+                    <m:lim>
+                      <m:r>
+                        <m:rPr>
+                          <m:sty m:val="p"/>
+                        </m:rPr>
+                        <m:t>∼</m:t>
+                      </m:r>
+                    </m:lim>
+                  </m:limLow>
                   <m:r>
                     <m:rPr>
                       <m:sty m:val="p"/>
                     </m:rPr>
                     <m:t>=</m:t>
                   </m:r>
-                  <m:acc>
-                    <m:accPr>
-                      <m:chr m:val="̃"/>
-                    </m:accPr>
+                  <m:limLow>
                     <m:e>
                       <m:r>
                         <m:t>x</m:t>
                       </m:r>
                     </m:e>
-                  </m:acc>
+                    <m:lim>
+                      <m:r>
+                        <m:rPr>
+                          <m:sty m:val="p"/>
+                        </m:rPr>
+                        <m:t>∼</m:t>
+                      </m:r>
+                    </m:lim>
+                  </m:limLow>
                   <m:r>
                     <m:rPr>
                       <m:sty m:val="p"/>
@@ -2914,16 +3154,21 @@
                       <m:grow/>
                     </m:dPr>
                     <m:e>
-                      <m:acc>
-                        <m:accPr>
-                          <m:chr m:val="̃"/>
-                        </m:accPr>
+                      <m:limLow>
                         <m:e>
                           <m:r>
                             <m:t>X</m:t>
                           </m:r>
                         </m:e>
-                      </m:acc>
+                        <m:lim>
+                          <m:r>
+                            <m:rPr>
+                              <m:sty m:val="p"/>
+                            </m:rPr>
+                            <m:t>∼</m:t>
+                          </m:r>
+                        </m:lim>
+                      </m:limLow>
                     </m:e>
                   </m:d>
                   <m:r>
@@ -3015,16 +3260,21 @@
                   <m:grow/>
                 </m:dPr>
                 <m:e>
-                  <m:acc>
-                    <m:accPr>
-                      <m:chr m:val="̃"/>
-                    </m:accPr>
+                  <m:limLow>
                     <m:e>
                       <m:r>
                         <m:t>x</m:t>
                       </m:r>
                     </m:e>
-                  </m:acc>
+                    <m:lim>
+                      <m:r>
+                        <m:rPr>
+                          <m:sty m:val="p"/>
+                        </m:rPr>
+                        <m:t>∼</m:t>
+                      </m:r>
+                    </m:lim>
+                  </m:limLow>
                 </m:e>
               </m:d>
               <m:r>
@@ -3160,16 +3410,21 @@
                 <m:grow/>
               </m:dPr>
               <m:e>
-                <m:acc>
-                  <m:accPr>
-                    <m:chr m:val="̃"/>
-                  </m:accPr>
+                <m:limLow>
                   <m:e>
                     <m:r>
                       <m:t>X</m:t>
                     </m:r>
                   </m:e>
-                </m:acc>
+                  <m:lim>
+                    <m:r>
+                      <m:rPr>
+                        <m:sty m:val="p"/>
+                      </m:rPr>
+                      <m:t>∼</m:t>
+                    </m:r>
+                  </m:lim>
+                </m:limLow>
               </m:e>
             </m:d>
             <m:r>
@@ -3226,16 +3481,21 @@
             <m:grow/>
           </m:dPr>
           <m:e>
-            <m:acc>
-              <m:accPr>
-                <m:chr m:val="̃"/>
-              </m:accPr>
+            <m:limLow>
               <m:e>
                 <m:r>
                   <m:t>X</m:t>
                 </m:r>
               </m:e>
-            </m:acc>
+              <m:lim>
+                <m:r>
+                  <m:rPr>
+                    <m:sty m:val="p"/>
+                  </m:rPr>
+                  <m:t>∼</m:t>
+                </m:r>
+              </m:lim>
+            </m:limLow>
           </m:e>
         </m:d>
         <m:r>
@@ -3261,32 +3521,42 @@
         <w:t xml:space="preserve"> </w:t>
       </w:r>
       <m:oMath>
-        <m:acc>
-          <m:accPr>
-            <m:chr m:val="̃"/>
-          </m:accPr>
+        <m:limLow>
           <m:e>
             <m:r>
               <m:t>X</m:t>
             </m:r>
           </m:e>
-        </m:acc>
+          <m:lim>
+            <m:r>
+              <m:rPr>
+                <m:sty m:val="p"/>
+              </m:rPr>
+              <m:t>∼</m:t>
+            </m:r>
+          </m:lim>
+        </m:limLow>
         <m:r>
           <m:rPr>
             <m:sty m:val="p"/>
           </m:rPr>
           <m:t>=</m:t>
         </m:r>
-        <m:acc>
-          <m:accPr>
-            <m:chr m:val="̃"/>
-          </m:accPr>
+        <m:limLow>
           <m:e>
             <m:r>
               <m:t>y</m:t>
             </m:r>
           </m:e>
-        </m:acc>
+          <m:lim>
+            <m:r>
+              <m:rPr>
+                <m:sty m:val="p"/>
+              </m:rPr>
+              <m:t>∼</m:t>
+            </m:r>
+          </m:lim>
+        </m:limLow>
       </m:oMath>
       <w:r>
         <w:t xml:space="preserve"> </w:t>
@@ -3298,16 +3568,21 @@
         <w:t xml:space="preserve"> </w:t>
       </w:r>
       <m:oMath>
-        <m:acc>
-          <m:accPr>
-            <m:chr m:val="̃"/>
-          </m:accPr>
+        <m:limLow>
           <m:e>
             <m:r>
               <m:t>y</m:t>
             </m:r>
           </m:e>
-        </m:acc>
+          <m:lim>
+            <m:r>
+              <m:rPr>
+                <m:sty m:val="p"/>
+              </m:rPr>
+              <m:t>∼</m:t>
+            </m:r>
+          </m:lim>
+        </m:limLow>
       </m:oMath>
       <w:r>
         <w:t xml:space="preserve"> </w:t>
@@ -3333,16 +3608,21 @@
             <m:grow/>
           </m:dPr>
           <m:e>
-            <m:acc>
-              <m:accPr>
-                <m:chr m:val="̃"/>
-              </m:accPr>
+            <m:limLow>
               <m:e>
                 <m:r>
                   <m:t>y</m:t>
                 </m:r>
               </m:e>
-            </m:acc>
+              <m:lim>
+                <m:r>
+                  <m:rPr>
+                    <m:sty m:val="p"/>
+                  </m:rPr>
+                  <m:t>∼</m:t>
+                </m:r>
+              </m:lim>
+            </m:limLow>
           </m:e>
         </m:d>
         <m:r>
@@ -3413,16 +3693,21 @@
                       <m:grow/>
                     </m:dPr>
                     <m:e>
-                      <m:acc>
-                        <m:accPr>
-                          <m:chr m:val="̃"/>
-                        </m:accPr>
+                      <m:limLow>
                         <m:e>
                           <m:r>
                             <m:t>X</m:t>
                           </m:r>
                         </m:e>
-                      </m:acc>
+                        <m:lim>
+                          <m:r>
+                            <m:rPr>
+                              <m:sty m:val="p"/>
+                            </m:rPr>
+                            <m:t>∼</m:t>
+                          </m:r>
+                        </m:lim>
+                      </m:limLow>
                     </m:e>
                   </m:d>
                   <m:r>
@@ -3459,16 +3744,21 @@
                   <m:supHide m:val="on"/>
                 </m:naryPr>
                 <m:sub>
-                  <m:acc>
-                    <m:accPr>
-                      <m:chr m:val="̃"/>
-                    </m:accPr>
+                  <m:limLow>
                     <m:e>
                       <m:r>
                         <m:t>y</m:t>
                       </m:r>
                     </m:e>
-                  </m:acc>
+                    <m:lim>
+                      <m:r>
+                        <m:rPr>
+                          <m:sty m:val="p"/>
+                        </m:rPr>
+                        <m:t>∼</m:t>
+                      </m:r>
+                    </m:lim>
+                  </m:limLow>
                   <m:r>
                     <m:rPr>
                       <m:sty m:val="p"/>
@@ -3492,16 +3782,21 @@
                       <m:grow/>
                     </m:dPr>
                     <m:e>
-                      <m:acc>
-                        <m:accPr>
-                          <m:chr m:val="̃"/>
-                        </m:accPr>
+                      <m:limLow>
                         <m:e>
                           <m:r>
                             <m:t>y</m:t>
                           </m:r>
                         </m:e>
-                      </m:acc>
+                        <m:lim>
+                          <m:r>
+                            <m:rPr>
+                              <m:sty m:val="p"/>
+                            </m:rPr>
+                            <m:t>∼</m:t>
+                          </m:r>
+                        </m:lim>
+                      </m:limLow>
                     </m:e>
                   </m:d>
                   <m:r>
@@ -3542,16 +3837,21 @@
                   <m:grow/>
                 </m:dPr>
                 <m:e>
-                  <m:acc>
-                    <m:accPr>
-                      <m:chr m:val="̃"/>
-                    </m:accPr>
+                  <m:limLow>
                     <m:e>
                       <m:r>
                         <m:t>y</m:t>
                       </m:r>
                     </m:e>
-                  </m:acc>
+                    <m:lim>
+                      <m:r>
+                        <m:rPr>
+                          <m:sty m:val="p"/>
+                        </m:rPr>
+                        <m:t>∼</m:t>
+                      </m:r>
+                    </m:lim>
+                  </m:limLow>
                   <m:r>
                     <m:rPr>
                       <m:sty m:val="p"/>
@@ -3598,16 +3898,21 @@
                   <m:supHide m:val="on"/>
                 </m:naryPr>
                 <m:sub>
-                  <m:acc>
-                    <m:accPr>
-                      <m:chr m:val="̃"/>
-                    </m:accPr>
+                  <m:limLow>
                     <m:e>
                       <m:r>
                         <m:t>y</m:t>
                       </m:r>
                     </m:e>
-                  </m:acc>
+                    <m:lim>
+                      <m:r>
+                        <m:rPr>
+                          <m:sty m:val="p"/>
+                        </m:rPr>
+                        <m:t>∼</m:t>
+                      </m:r>
+                    </m:lim>
+                  </m:limLow>
                   <m:r>
                     <m:rPr>
                       <m:sty m:val="p"/>
@@ -3631,16 +3936,21 @@
                       <m:grow/>
                     </m:dPr>
                     <m:e>
-                      <m:acc>
-                        <m:accPr>
-                          <m:chr m:val="̃"/>
-                        </m:accPr>
+                      <m:limLow>
                         <m:e>
                           <m:r>
                             <m:t>y</m:t>
                           </m:r>
                         </m:e>
-                      </m:acc>
+                        <m:lim>
+                          <m:r>
+                            <m:rPr>
+                              <m:sty m:val="p"/>
+                            </m:rPr>
+                            <m:t>∼</m:t>
+                          </m:r>
+                        </m:lim>
+                      </m:limLow>
                     </m:e>
                   </m:d>
                   <m:r>
@@ -3692,16 +4002,21 @@
                       <m:grow/>
                     </m:dPr>
                     <m:e>
-                      <m:acc>
-                        <m:accPr>
-                          <m:chr m:val="̃"/>
-                        </m:accPr>
+                      <m:limLow>
                         <m:e>
                           <m:r>
                             <m:t>y</m:t>
                           </m:r>
                         </m:e>
-                      </m:acc>
+                        <m:lim>
+                          <m:r>
+                            <m:rPr>
+                              <m:sty m:val="p"/>
+                            </m:rPr>
+                            <m:t>∼</m:t>
+                          </m:r>
+                        </m:lim>
+                      </m:limLow>
                     </m:e>
                   </m:d>
                   <m:r>
@@ -3738,16 +4053,21 @@
                   <m:grow/>
                 </m:dPr>
                 <m:e>
-                  <m:acc>
-                    <m:accPr>
-                      <m:chr m:val="̃"/>
-                    </m:accPr>
+                  <m:limLow>
                     <m:e>
                       <m:r>
                         <m:t>y</m:t>
                       </m:r>
                     </m:e>
-                  </m:acc>
+                    <m:lim>
+                      <m:r>
+                        <m:rPr>
+                          <m:sty m:val="p"/>
+                        </m:rPr>
+                        <m:t>∼</m:t>
+                      </m:r>
+                    </m:lim>
+                  </m:limLow>
                 </m:e>
               </m:d>
               <m:r>
@@ -3785,16 +4105,21 @@
                   <m:supHide m:val="on"/>
                 </m:naryPr>
                 <m:sub>
-                  <m:acc>
-                    <m:accPr>
-                      <m:chr m:val="̃"/>
-                    </m:accPr>
+                  <m:limLow>
                     <m:e>
                       <m:r>
                         <m:t>y</m:t>
                       </m:r>
                     </m:e>
-                  </m:acc>
+                    <m:lim>
+                      <m:r>
+                        <m:rPr>
+                          <m:sty m:val="p"/>
+                        </m:rPr>
+                        <m:t>∼</m:t>
+                      </m:r>
+                    </m:lim>
+                  </m:limLow>
                   <m:r>
                     <m:rPr>
                       <m:sty m:val="p"/>
@@ -3818,16 +4143,21 @@
                       <m:grow/>
                     </m:dPr>
                     <m:e>
-                      <m:acc>
-                        <m:accPr>
-                          <m:chr m:val="̃"/>
-                        </m:accPr>
+                      <m:limLow>
                         <m:e>
                           <m:r>
                             <m:t>y</m:t>
                           </m:r>
                         </m:e>
-                      </m:acc>
+                        <m:lim>
+                          <m:r>
+                            <m:rPr>
+                              <m:sty m:val="p"/>
+                            </m:rPr>
+                            <m:t>∼</m:t>
+                          </m:r>
+                        </m:lim>
+                      </m:limLow>
                     </m:e>
                   </m:d>
                   <m:r>
@@ -3899,16 +4229,21 @@
                   <m:grow/>
                 </m:dPr>
                 <m:e>
-                  <m:acc>
-                    <m:accPr>
-                      <m:chr m:val="̃"/>
-                    </m:accPr>
+                  <m:limLow>
                     <m:e>
                       <m:r>
                         <m:t>y</m:t>
                       </m:r>
                     </m:e>
-                  </m:acc>
+                    <m:lim>
+                      <m:r>
+                        <m:rPr>
+                          <m:sty m:val="p"/>
+                        </m:rPr>
+                        <m:t>∼</m:t>
+                      </m:r>
+                    </m:lim>
+                  </m:limLow>
                 </m:e>
               </m:d>
               <m:r>
@@ -3941,16 +4276,21 @@
                   <m:grow/>
                 </m:dPr>
                 <m:e>
-                  <m:acc>
-                    <m:accPr>
-                      <m:chr m:val="̃"/>
-                    </m:accPr>
+                  <m:limLow>
                     <m:e>
                       <m:r>
                         <m:t>y</m:t>
                       </m:r>
                     </m:e>
-                  </m:acc>
+                    <m:lim>
+                      <m:r>
+                        <m:rPr>
+                          <m:sty m:val="p"/>
+                        </m:rPr>
+                        <m:t>∼</m:t>
+                      </m:r>
+                    </m:lim>
+                  </m:limLow>
                 </m:e>
               </m:d>
               <m:r>
@@ -4022,16 +4362,21 @@
                   <m:supHide m:val="on"/>
                 </m:naryPr>
                 <m:sub>
-                  <m:acc>
-                    <m:accPr>
-                      <m:chr m:val="̃"/>
-                    </m:accPr>
+                  <m:limLow>
                     <m:e>
                       <m:r>
                         <m:t>y</m:t>
                       </m:r>
                     </m:e>
-                  </m:acc>
+                    <m:lim>
+                      <m:r>
+                        <m:rPr>
+                          <m:sty m:val="p"/>
+                        </m:rPr>
+                        <m:t>∼</m:t>
+                      </m:r>
+                    </m:lim>
+                  </m:limLow>
                   <m:r>
                     <m:rPr>
                       <m:sty m:val="p"/>
@@ -4055,16 +4400,21 @@
                       <m:grow/>
                     </m:dPr>
                     <m:e>
-                      <m:acc>
-                        <m:accPr>
-                          <m:chr m:val="̃"/>
-                        </m:accPr>
+                      <m:limLow>
                         <m:e>
                           <m:r>
                             <m:t>y</m:t>
                           </m:r>
                         </m:e>
-                      </m:acc>
+                        <m:lim>
+                          <m:r>
+                            <m:rPr>
+                              <m:sty m:val="p"/>
+                            </m:rPr>
+                            <m:t>∼</m:t>
+                          </m:r>
+                        </m:lim>
+                      </m:limLow>
                     </m:e>
                   </m:d>
                   <m:r>
@@ -4102,16 +4452,21 @@
                   <m:grow/>
                 </m:dPr>
                 <m:e>
-                  <m:acc>
-                    <m:accPr>
-                      <m:chr m:val="̃"/>
-                    </m:accPr>
+                  <m:limLow>
                     <m:e>
                       <m:r>
                         <m:t>y</m:t>
                       </m:r>
                     </m:e>
-                  </m:acc>
+                    <m:lim>
+                      <m:r>
+                        <m:rPr>
+                          <m:sty m:val="p"/>
+                        </m:rPr>
+                        <m:t>∼</m:t>
+                      </m:r>
+                    </m:lim>
+                  </m:limLow>
                 </m:e>
               </m:d>
               <m:r>
@@ -4200,16 +4555,21 @@
         <w:t xml:space="preserve"> </w:t>
       </w:r>
       <m:oMath>
-        <m:acc>
-          <m:accPr>
-            <m:chr m:val="̃"/>
-          </m:accPr>
+        <m:limLow>
           <m:e>
             <m:r>
               <m:t>x</m:t>
             </m:r>
           </m:e>
-        </m:acc>
+          <m:lim>
+            <m:r>
+              <m:rPr>
+                <m:sty m:val="p"/>
+              </m:rPr>
+              <m:t>∼</m:t>
+            </m:r>
+          </m:lim>
+        </m:limLow>
       </m:oMath>
       <w:r>
         <w:t xml:space="preserve"> </w:t>
@@ -4235,16 +4595,21 @@
             <m:grow/>
           </m:dPr>
           <m:e>
-            <m:acc>
-              <m:accPr>
-                <m:chr m:val="̃"/>
-              </m:accPr>
+            <m:limLow>
               <m:e>
                 <m:r>
                   <m:t>x</m:t>
                 </m:r>
               </m:e>
-            </m:acc>
+              <m:lim>
+                <m:r>
+                  <m:rPr>
+                    <m:sty m:val="p"/>
+                  </m:rPr>
+                  <m:t>∼</m:t>
+                </m:r>
+              </m:lim>
+            </m:limLow>
           </m:e>
         </m:d>
         <m:r>
@@ -4301,32 +4666,42 @@
                   <m:grow/>
                 </m:dPr>
                 <m:e>
-                  <m:acc>
-                    <m:accPr>
-                      <m:chr m:val="̃"/>
-                    </m:accPr>
+                  <m:limLow>
                     <m:e>
                       <m:r>
                         <m:t>X</m:t>
                       </m:r>
                     </m:e>
-                  </m:acc>
+                    <m:lim>
+                      <m:r>
+                        <m:rPr>
+                          <m:sty m:val="p"/>
+                        </m:rPr>
+                        <m:t>∼</m:t>
+                      </m:r>
+                    </m:lim>
+                  </m:limLow>
                   <m:r>
                     <m:rPr>
                       <m:sty m:val="p"/>
                     </m:rPr>
                     <m:t>=</m:t>
                   </m:r>
-                  <m:acc>
-                    <m:accPr>
-                      <m:chr m:val="̃"/>
-                    </m:accPr>
+                  <m:limLow>
                     <m:e>
                       <m:r>
                         <m:t>x</m:t>
                       </m:r>
                     </m:e>
-                  </m:acc>
+                    <m:lim>
+                      <m:r>
+                        <m:rPr>
+                          <m:sty m:val="p"/>
+                        </m:rPr>
+                        <m:t>∼</m:t>
+                      </m:r>
+                    </m:lim>
+                  </m:limLow>
                   <m:r>
                     <m:rPr>
                       <m:sty m:val="p"/>
@@ -4347,16 +4722,21 @@
                       <m:grow/>
                     </m:dPr>
                     <m:e>
-                      <m:acc>
-                        <m:accPr>
-                          <m:chr m:val="̃"/>
-                        </m:accPr>
+                      <m:limLow>
                         <m:e>
                           <m:r>
                             <m:t>X</m:t>
                           </m:r>
                         </m:e>
-                      </m:acc>
+                        <m:lim>
+                          <m:r>
+                            <m:rPr>
+                              <m:sty m:val="p"/>
+                            </m:rPr>
+                            <m:t>∼</m:t>
+                          </m:r>
+                        </m:lim>
+                      </m:limLow>
                     </m:e>
                   </m:d>
                   <m:r>
@@ -4407,16 +4787,21 @@
                       <m:grow/>
                     </m:dPr>
                     <m:e>
-                      <m:acc>
-                        <m:accPr>
-                          <m:chr m:val="̃"/>
-                        </m:accPr>
+                      <m:limLow>
                         <m:e>
                           <m:r>
                             <m:t>x</m:t>
                           </m:r>
                         </m:e>
-                      </m:acc>
+                        <m:lim>
+                          <m:r>
+                            <m:rPr>
+                              <m:sty m:val="p"/>
+                            </m:rPr>
+                            <m:t>∼</m:t>
+                          </m:r>
+                        </m:lim>
+                      </m:limLow>
                       <m:r>
                         <m:rPr>
                           <m:sty m:val="p"/>
@@ -4473,16 +4858,21 @@
                           <m:grow/>
                         </m:dPr>
                         <m:e>
-                          <m:acc>
-                            <m:accPr>
-                              <m:chr m:val="̃"/>
-                            </m:accPr>
+                          <m:limLow>
                             <m:e>
                               <m:r>
                                 <m:t>X</m:t>
                               </m:r>
                             </m:e>
-                          </m:acc>
+                            <m:lim>
+                              <m:r>
+                                <m:rPr>
+                                  <m:sty m:val="p"/>
+                                </m:rPr>
+                                <m:t>∼</m:t>
+                              </m:r>
+                            </m:lim>
+                          </m:limLow>
                         </m:e>
                       </m:d>
                       <m:r>
@@ -4581,16 +4971,21 @@
                       <m:grow/>
                     </m:dPr>
                     <m:e>
-                      <m:acc>
-                        <m:accPr>
-                          <m:chr m:val="̃"/>
-                        </m:accPr>
+                      <m:limLow>
                         <m:e>
                           <m:r>
                             <m:t>x</m:t>
                           </m:r>
                         </m:e>
-                      </m:acc>
+                        <m:lim>
+                          <m:r>
+                            <m:rPr>
+                              <m:sty m:val="p"/>
+                            </m:rPr>
+                            <m:t>∼</m:t>
+                          </m:r>
+                        </m:lim>
+                      </m:limLow>
                     </m:e>
                   </m:d>
                   <m:r>
@@ -4637,16 +5032,21 @@
                       <m:supHide m:val="on"/>
                     </m:naryPr>
                     <m:sub>
-                      <m:acc>
-                        <m:accPr>
-                          <m:chr m:val="̃"/>
-                        </m:accPr>
+                      <m:limLow>
                         <m:e>
                           <m:r>
                             <m:t>y</m:t>
                           </m:r>
                         </m:e>
-                      </m:acc>
+                        <m:lim>
+                          <m:r>
+                            <m:rPr>
+                              <m:sty m:val="p"/>
+                            </m:rPr>
+                            <m:t>∼</m:t>
+                          </m:r>
+                        </m:lim>
+                      </m:limLow>
                       <m:r>
                         <m:rPr>
                           <m:sty m:val="p"/>
@@ -4670,16 +5070,21 @@
                           <m:grow/>
                         </m:dPr>
                         <m:e>
-                          <m:acc>
-                            <m:accPr>
-                              <m:chr m:val="̃"/>
-                            </m:accPr>
+                          <m:limLow>
                             <m:e>
                               <m:r>
                                 <m:t>y</m:t>
                               </m:r>
                             </m:e>
-                          </m:acc>
+                            <m:lim>
+                              <m:r>
+                                <m:rPr>
+                                  <m:sty m:val="p"/>
+                                </m:rPr>
+                                <m:t>∼</m:t>
+                              </m:r>
+                            </m:lim>
+                          </m:limLow>
                         </m:e>
                       </m:d>
                       <m:r>
@@ -4717,16 +5122,21 @@
                       <m:grow/>
                     </m:dPr>
                     <m:e>
-                      <m:acc>
-                        <m:accPr>
-                          <m:chr m:val="̃"/>
-                        </m:accPr>
+                      <m:limLow>
                         <m:e>
                           <m:r>
                             <m:t>y</m:t>
                           </m:r>
                         </m:e>
-                      </m:acc>
+                        <m:lim>
+                          <m:r>
+                            <m:rPr>
+                              <m:sty m:val="p"/>
+                            </m:rPr>
+                            <m:t>∼</m:t>
+                          </m:r>
+                        </m:lim>
+                      </m:limLow>
                     </m:e>
                   </m:d>
                   <m:r>
@@ -4777,16 +5187,21 @@
                       <m:grow/>
                     </m:dPr>
                     <m:e>
-                      <m:acc>
-                        <m:accPr>
-                          <m:chr m:val="̃"/>
-                        </m:accPr>
+                      <m:limLow>
                         <m:e>
                           <m:r>
                             <m:t>x</m:t>
                           </m:r>
                         </m:e>
-                      </m:acc>
+                        <m:lim>
+                          <m:r>
+                            <m:rPr>
+                              <m:sty m:val="p"/>
+                            </m:rPr>
+                            <m:t>∼</m:t>
+                          </m:r>
+                        </m:lim>
+                      </m:limLow>
                     </m:e>
                   </m:d>
                   <m:r>
@@ -4802,16 +5217,21 @@
                       <m:supHide m:val="on"/>
                     </m:naryPr>
                     <m:sub>
-                      <m:acc>
-                        <m:accPr>
-                          <m:chr m:val="̃"/>
-                        </m:accPr>
+                      <m:limLow>
                         <m:e>
                           <m:r>
                             <m:t>y</m:t>
                           </m:r>
                         </m:e>
-                      </m:acc>
+                        <m:lim>
+                          <m:r>
+                            <m:rPr>
+                              <m:sty m:val="p"/>
+                            </m:rPr>
+                            <m:t>∼</m:t>
+                          </m:r>
+                        </m:lim>
+                      </m:limLow>
                       <m:r>
                         <m:rPr>
                           <m:sty m:val="p"/>
@@ -4835,16 +5255,21 @@
                           <m:grow/>
                         </m:dPr>
                         <m:e>
-                          <m:acc>
-                            <m:accPr>
-                              <m:chr m:val="̃"/>
-                            </m:accPr>
+                          <m:limLow>
                             <m:e>
                               <m:r>
                                 <m:t>y</m:t>
                               </m:r>
                             </m:e>
-                          </m:acc>
+                            <m:lim>
+                              <m:r>
+                                <m:rPr>
+                                  <m:sty m:val="p"/>
+                                </m:rPr>
+                                <m:t>∼</m:t>
+                              </m:r>
+                            </m:lim>
+                          </m:limLow>
                         </m:e>
                       </m:d>
                       <m:r>
@@ -4882,16 +5307,21 @@
                       <m:grow/>
                     </m:dPr>
                     <m:e>
-                      <m:acc>
-                        <m:accPr>
-                          <m:chr m:val="̃"/>
-                        </m:accPr>
+                      <m:limLow>
                         <m:e>
                           <m:r>
                             <m:t>y</m:t>
                           </m:r>
                         </m:e>
-                      </m:acc>
+                        <m:lim>
+                          <m:r>
+                            <m:rPr>
+                              <m:sty m:val="p"/>
+                            </m:rPr>
+                            <m:t>∼</m:t>
+                          </m:r>
+                        </m:lim>
+                      </m:limLow>
                     </m:e>
                   </m:d>
                   <m:r>
@@ -4992,16 +5422,21 @@
         <w:t xml:space="preserve"> </w:t>
       </w:r>
       <m:oMath>
-        <m:acc>
-          <m:accPr>
-            <m:chr m:val="̃"/>
-          </m:accPr>
+        <m:limLow>
           <m:e>
             <m:r>
               <m:t>x</m:t>
             </m:r>
           </m:e>
-        </m:acc>
+          <m:lim>
+            <m:r>
+              <m:rPr>
+                <m:sty m:val="p"/>
+              </m:rPr>
+              <m:t>∼</m:t>
+            </m:r>
+          </m:lim>
+        </m:limLow>
       </m:oMath>
       <w:r>
         <w:t xml:space="preserve"> </w:t>
@@ -5027,16 +5462,21 @@
             <m:grow/>
           </m:dPr>
           <m:e>
-            <m:acc>
-              <m:accPr>
-                <m:chr m:val="̃"/>
-              </m:accPr>
+            <m:limLow>
               <m:e>
                 <m:r>
                   <m:t>x</m:t>
                 </m:r>
               </m:e>
-            </m:acc>
+              <m:lim>
+                <m:r>
+                  <m:rPr>
+                    <m:sty m:val="p"/>
+                  </m:rPr>
+                  <m:t>∼</m:t>
+                </m:r>
+              </m:lim>
+            </m:limLow>
           </m:e>
         </m:d>
         <m:r>
@@ -5102,16 +5542,21 @@
             <m:grow/>
           </m:dPr>
           <m:e>
-            <m:acc>
-              <m:accPr>
-                <m:chr m:val="̃"/>
-              </m:accPr>
+            <m:limLow>
               <m:e>
                 <m:r>
                   <m:t>X</m:t>
                 </m:r>
               </m:e>
-            </m:acc>
+              <m:lim>
+                <m:r>
+                  <m:rPr>
+                    <m:sty m:val="p"/>
+                  </m:rPr>
+                  <m:t>∼</m:t>
+                </m:r>
+              </m:lim>
+            </m:limLow>
           </m:e>
         </m:d>
         <m:r>
@@ -5382,16 +5827,21 @@
                   <m:grow/>
                 </m:dPr>
                 <m:e>
-                  <m:acc>
-                    <m:accPr>
-                      <m:chr m:val="̃"/>
-                    </m:accPr>
+                  <m:limLow>
                     <m:e>
                       <m:r>
                         <m:t>x</m:t>
                       </m:r>
                     </m:e>
-                  </m:acc>
+                    <m:lim>
+                      <m:r>
+                        <m:rPr>
+                          <m:sty m:val="p"/>
+                        </m:rPr>
+                        <m:t>∼</m:t>
+                      </m:r>
+                    </m:lim>
+                  </m:limLow>
                   <m:r>
                     <m:rPr>
                       <m:sty m:val="p"/>
@@ -5805,16 +6255,21 @@
             <m:grow/>
           </m:dPr>
           <m:e>
-            <m:acc>
-              <m:accPr>
-                <m:chr m:val="̃"/>
-              </m:accPr>
+            <m:limLow>
               <m:e>
                 <m:r>
                   <m:t>x</m:t>
                 </m:r>
               </m:e>
-            </m:acc>
+              <m:lim>
+                <m:r>
+                  <m:rPr>
+                    <m:sty m:val="p"/>
+                  </m:rPr>
+                  <m:t>∼</m:t>
+                </m:r>
+              </m:lim>
+            </m:limLow>
           </m:e>
         </m:d>
         <m:r>
@@ -6118,16 +6573,21 @@
             <m:grow/>
           </m:dPr>
           <m:e>
-            <m:acc>
-              <m:accPr>
-                <m:chr m:val="̃"/>
-              </m:accPr>
+            <m:limLow>
               <m:e>
                 <m:r>
                   <m:t>X</m:t>
                 </m:r>
               </m:e>
-            </m:acc>
+              <m:lim>
+                <m:r>
+                  <m:rPr>
+                    <m:sty m:val="p"/>
+                  </m:rPr>
+                  <m:t>∼</m:t>
+                </m:r>
+              </m:lim>
+            </m:limLow>
           </m:e>
         </m:d>
         <m:r>
@@ -6316,16 +6776,21 @@
                   <m:grow/>
                 </m:dPr>
                 <m:e>
-                  <m:acc>
-                    <m:accPr>
-                      <m:chr m:val="̃"/>
-                    </m:accPr>
+                  <m:limLow>
                     <m:e>
                       <m:r>
                         <m:t>X</m:t>
                       </m:r>
                     </m:e>
-                  </m:acc>
+                    <m:lim>
+                      <m:r>
+                        <m:rPr>
+                          <m:sty m:val="p"/>
+                        </m:rPr>
+                        <m:t>∼</m:t>
+                      </m:r>
+                    </m:lim>
+                  </m:limLow>
                 </m:e>
               </m:d>
               <m:r>
@@ -6395,16 +6860,21 @@
             <m:grow/>
           </m:dPr>
           <m:e>
-            <m:acc>
-              <m:accPr>
-                <m:chr m:val="̃"/>
-              </m:accPr>
+            <m:limLow>
               <m:e>
                 <m:r>
                   <m:t>X</m:t>
                 </m:r>
               </m:e>
-            </m:acc>
+              <m:lim>
+                <m:r>
+                  <m:rPr>
+                    <m:sty m:val="p"/>
+                  </m:rPr>
+                  <m:t>∼</m:t>
+                </m:r>
+              </m:lim>
+            </m:limLow>
           </m:e>
         </m:d>
         <m:r>
@@ -6540,16 +7010,21 @@
                 <m:grow/>
               </m:dPr>
               <m:e>
-                <m:acc>
-                  <m:accPr>
-                    <m:chr m:val="̃"/>
-                  </m:accPr>
+                <m:limLow>
                   <m:e>
                     <m:r>
                       <m:t>X</m:t>
                     </m:r>
                   </m:e>
-                </m:acc>
+                  <m:lim>
+                    <m:r>
+                      <m:rPr>
+                        <m:sty m:val="p"/>
+                      </m:rPr>
+                      <m:t>∼</m:t>
+                    </m:r>
+                  </m:lim>
+                </m:limLow>
               </m:e>
             </m:d>
             <m:r>
@@ -6652,16 +7127,21 @@
             <m:grow/>
           </m:dPr>
           <m:e>
-            <m:acc>
-              <m:accPr>
-                <m:chr m:val="̃"/>
-              </m:accPr>
+            <m:limLow>
               <m:e>
                 <m:r>
                   <m:t>X</m:t>
                 </m:r>
               </m:e>
-            </m:acc>
+              <m:lim>
+                <m:r>
+                  <m:rPr>
+                    <m:sty m:val="p"/>
+                  </m:rPr>
+                  <m:t>∼</m:t>
+                </m:r>
+              </m:lim>
+            </m:limLow>
           </m:e>
         </m:d>
         <m:r>
@@ -6721,16 +7201,21 @@
             <m:grow/>
           </m:dPr>
           <m:e>
-            <m:acc>
-              <m:accPr>
-                <m:chr m:val="̃"/>
-              </m:accPr>
+            <m:limLow>
               <m:e>
                 <m:r>
                   <m:t>X</m:t>
                 </m:r>
               </m:e>
-            </m:acc>
+              <m:lim>
+                <m:r>
+                  <m:rPr>
+                    <m:sty m:val="p"/>
+                  </m:rPr>
+                  <m:t>∼</m:t>
+                </m:r>
+              </m:lim>
+            </m:limLow>
           </m:e>
         </m:d>
         <m:r>
@@ -6799,16 +7284,21 @@
                       <m:grow/>
                     </m:dPr>
                     <m:e>
-                      <m:acc>
-                        <m:accPr>
-                          <m:chr m:val="̃"/>
-                        </m:accPr>
+                      <m:limLow>
                         <m:e>
                           <m:r>
                             <m:t>X</m:t>
                           </m:r>
                         </m:e>
-                      </m:acc>
+                        <m:lim>
+                          <m:r>
+                            <m:rPr>
+                              <m:sty m:val="p"/>
+                            </m:rPr>
+                            <m:t>∼</m:t>
+                          </m:r>
+                        </m:lim>
+                      </m:limLow>
                     </m:e>
                   </m:d>
                   <m:r>
@@ -6845,16 +7335,21 @@
                   <m:supHide m:val="on"/>
                 </m:naryPr>
                 <m:sub>
-                  <m:acc>
-                    <m:accPr>
-                      <m:chr m:val="̃"/>
-                    </m:accPr>
+                  <m:limLow>
                     <m:e>
                       <m:r>
                         <m:t>x</m:t>
                       </m:r>
                     </m:e>
-                  </m:acc>
+                    <m:lim>
+                      <m:r>
+                        <m:rPr>
+                          <m:sty m:val="p"/>
+                        </m:rPr>
+                        <m:t>∼</m:t>
+                      </m:r>
+                    </m:lim>
+                  </m:limLow>
                 </m:sub>
                 <m:sup>
                   <m:r>
@@ -6885,16 +7380,21 @@
                   <m:grow/>
                 </m:dPr>
                 <m:e>
-                  <m:acc>
-                    <m:accPr>
-                      <m:chr m:val="̃"/>
-                    </m:accPr>
+                  <m:limLow>
                     <m:e>
                       <m:r>
                         <m:t>x</m:t>
                       </m:r>
                     </m:e>
-                  </m:acc>
+                    <m:lim>
+                      <m:r>
+                        <m:rPr>
+                          <m:sty m:val="p"/>
+                        </m:rPr>
+                        <m:t>∼</m:t>
+                      </m:r>
+                    </m:lim>
+                  </m:limLow>
                 </m:e>
               </m:d>
               <m:r>
@@ -6929,32 +7429,42 @@
                   <m:grow/>
                 </m:dPr>
                 <m:e>
-                  <m:acc>
-                    <m:accPr>
-                      <m:chr m:val="̃"/>
-                    </m:accPr>
+                  <m:limLow>
                     <m:e>
                       <m:r>
                         <m:t>X</m:t>
                       </m:r>
                     </m:e>
-                  </m:acc>
+                    <m:lim>
+                      <m:r>
+                        <m:rPr>
+                          <m:sty m:val="p"/>
+                        </m:rPr>
+                        <m:t>∼</m:t>
+                      </m:r>
+                    </m:lim>
+                  </m:limLow>
                   <m:r>
                     <m:rPr>
                       <m:sty m:val="p"/>
                     </m:rPr>
                     <m:t>=</m:t>
                   </m:r>
-                  <m:acc>
-                    <m:accPr>
-                      <m:chr m:val="̃"/>
-                    </m:accPr>
+                  <m:limLow>
                     <m:e>
                       <m:r>
                         <m:t>x</m:t>
                       </m:r>
                     </m:e>
-                  </m:acc>
+                    <m:lim>
+                      <m:r>
+                        <m:rPr>
+                          <m:sty m:val="p"/>
+                        </m:rPr>
+                        <m:t>∼</m:t>
+                      </m:r>
+                    </m:lim>
+                  </m:limLow>
                   <m:r>
                     <m:rPr>
                       <m:sty m:val="p"/>
@@ -6975,16 +7485,21 @@
                       <m:grow/>
                     </m:dPr>
                     <m:e>
-                      <m:acc>
-                        <m:accPr>
-                          <m:chr m:val="̃"/>
-                        </m:accPr>
+                      <m:limLow>
                         <m:e>
                           <m:r>
                             <m:t>X</m:t>
                           </m:r>
                         </m:e>
-                      </m:acc>
+                        <m:lim>
+                          <m:r>
+                            <m:rPr>
+                              <m:sty m:val="p"/>
+                            </m:rPr>
+                            <m:t>∼</m:t>
+                          </m:r>
+                        </m:lim>
+                      </m:limLow>
                     </m:e>
                   </m:d>
                   <m:r>
@@ -7054,16 +7569,21 @@
             <m:grow/>
           </m:dPr>
           <m:e>
-            <m:acc>
-              <m:accPr>
-                <m:chr m:val="̃"/>
-              </m:accPr>
+            <m:limLow>
               <m:e>
                 <m:r>
                   <m:t>x</m:t>
                 </m:r>
               </m:e>
-            </m:acc>
+              <m:lim>
+                <m:r>
+                  <m:rPr>
+                    <m:sty m:val="p"/>
+                  </m:rPr>
+                  <m:t>∼</m:t>
+                </m:r>
+              </m:lim>
+            </m:limLow>
           </m:e>
         </m:d>
         <m:r>
@@ -7224,16 +7744,21 @@
             <m:grow/>
           </m:dPr>
           <m:e>
-            <m:acc>
-              <m:accPr>
-                <m:chr m:val="̃"/>
-              </m:accPr>
+            <m:limLow>
               <m:e>
                 <m:r>
                   <m:t>X</m:t>
                 </m:r>
               </m:e>
-            </m:acc>
+              <m:lim>
+                <m:r>
+                  <m:rPr>
+                    <m:sty m:val="p"/>
+                  </m:rPr>
+                  <m:t>∼</m:t>
+                </m:r>
+              </m:lim>
+            </m:limLow>
           </m:e>
         </m:d>
         <m:r>
@@ -7331,16 +7856,21 @@
                 <m:grow/>
               </m:dPr>
               <m:e>
-                <m:acc>
-                  <m:accPr>
-                    <m:chr m:val="̃"/>
-                  </m:accPr>
+                <m:limLow>
                   <m:e>
                     <m:r>
                       <m:t>X</m:t>
                     </m:r>
                   </m:e>
-                </m:acc>
+                  <m:lim>
+                    <m:r>
+                      <m:rPr>
+                        <m:sty m:val="p"/>
+                      </m:rPr>
+                      <m:t>∼</m:t>
+                    </m:r>
+                  </m:lim>
+                </m:limLow>
               </m:e>
             </m:d>
             <m:r>
@@ -7478,16 +8008,21 @@
                           <m:grow/>
                         </m:dPr>
                         <m:e>
-                          <m:acc>
-                            <m:accPr>
-                              <m:chr m:val="̃"/>
-                            </m:accPr>
+                          <m:limLow>
                             <m:e>
                               <m:r>
                                 <m:t>X</m:t>
                               </m:r>
                             </m:e>
-                          </m:acc>
+                            <m:lim>
+                              <m:r>
+                                <m:rPr>
+                                  <m:sty m:val="p"/>
+                                </m:rPr>
+                                <m:t>∼</m:t>
+                              </m:r>
+                            </m:lim>
+                          </m:limLow>
                         </m:e>
                       </m:d>
                       <m:r>
@@ -7700,16 +8235,21 @@
             <m:grow/>
           </m:dPr>
           <m:e>
-            <m:acc>
-              <m:accPr>
-                <m:chr m:val="̃"/>
-              </m:accPr>
+            <m:limLow>
               <m:e>
                 <m:r>
                   <m:t>X</m:t>
                 </m:r>
               </m:e>
-            </m:acc>
+              <m:lim>
+                <m:r>
+                  <m:rPr>
+                    <m:sty m:val="p"/>
+                  </m:rPr>
+                  <m:t>∼</m:t>
+                </m:r>
+              </m:lim>
+            </m:limLow>
           </m:e>
         </m:d>
         <m:r>
@@ -7883,16 +8423,21 @@
                       <m:grow/>
                     </m:dPr>
                     <m:e>
-                      <m:acc>
-                        <m:accPr>
-                          <m:chr m:val="̃"/>
-                        </m:accPr>
+                      <m:limLow>
                         <m:e>
                           <m:r>
                             <m:t>X</m:t>
                           </m:r>
                         </m:e>
-                      </m:acc>
+                        <m:lim>
+                          <m:r>
+                            <m:rPr>
+                              <m:sty m:val="p"/>
+                            </m:rPr>
+                            <m:t>∼</m:t>
+                          </m:r>
+                        </m:lim>
+                      </m:limLow>
                     </m:e>
                   </m:d>
                   <m:r>
@@ -8154,16 +8699,21 @@
                           <m:grow/>
                         </m:dPr>
                         <m:e>
-                          <m:acc>
-                            <m:accPr>
-                              <m:chr m:val="̃"/>
-                            </m:accPr>
+                          <m:limLow>
                             <m:e>
                               <m:r>
                                 <m:t>X</m:t>
                               </m:r>
                             </m:e>
-                          </m:acc>
+                            <m:lim>
+                              <m:r>
+                                <m:rPr>
+                                  <m:sty m:val="p"/>
+                                </m:rPr>
+                                <m:t>∼</m:t>
+                              </m:r>
+                            </m:lim>
+                          </m:limLow>
                         </m:e>
                       </m:d>
                       <m:r>
@@ -8249,16 +8799,21 @@
                           <m:grow/>
                         </m:dPr>
                         <m:e>
-                          <m:acc>
-                            <m:accPr>
-                              <m:chr m:val="̃"/>
-                            </m:accPr>
+                          <m:limLow>
                             <m:e>
                               <m:r>
                                 <m:t>X</m:t>
                               </m:r>
                             </m:e>
-                          </m:acc>
+                            <m:lim>
+                              <m:r>
+                                <m:rPr>
+                                  <m:sty m:val="p"/>
+                                </m:rPr>
+                                <m:t>∼</m:t>
+                              </m:r>
+                            </m:lim>
+                          </m:limLow>
                         </m:e>
                       </m:d>
                       <m:r>
@@ -8362,16 +8917,21 @@
                           <m:grow/>
                         </m:dPr>
                         <m:e>
-                          <m:acc>
-                            <m:accPr>
-                              <m:chr m:val="̃"/>
-                            </m:accPr>
+                          <m:limLow>
                             <m:e>
                               <m:r>
                                 <m:t>X</m:t>
                               </m:r>
                             </m:e>
-                          </m:acc>
+                            <m:lim>
+                              <m:r>
+                                <m:rPr>
+                                  <m:sty m:val="p"/>
+                                </m:rPr>
+                                <m:t>∼</m:t>
+                              </m:r>
+                            </m:lim>
+                          </m:limLow>
                         </m:e>
                       </m:d>
                       <m:r>
@@ -13882,16 +14442,21 @@
             <m:grow/>
           </m:dPr>
           <m:e>
-            <m:acc>
-              <m:accPr>
-                <m:chr m:val="̃"/>
-              </m:accPr>
+            <m:limLow>
               <m:e>
                 <m:r>
                   <m:t>X</m:t>
                 </m:r>
               </m:e>
-            </m:acc>
+              <m:lim>
+                <m:r>
+                  <m:rPr>
+                    <m:sty m:val="p"/>
+                  </m:rPr>
+                  <m:t>∼</m:t>
+                </m:r>
+              </m:lim>
+            </m:limLow>
           </m:e>
         </m:d>
         <m:r>
@@ -13955,16 +14520,21 @@
                 <m:grow/>
               </m:dPr>
               <m:e>
-                <m:acc>
-                  <m:accPr>
-                    <m:chr m:val="̃"/>
-                  </m:accPr>
+                <m:limLow>
                   <m:e>
                     <m:r>
                       <m:t>X</m:t>
                     </m:r>
                   </m:e>
-                </m:acc>
+                  <m:lim>
+                    <m:r>
+                      <m:rPr>
+                        <m:sty m:val="p"/>
+                      </m:rPr>
+                      <m:t>∼</m:t>
+                    </m:r>
+                  </m:lim>
+                </m:limLow>
               </m:e>
             </m:d>
             <m:r>
@@ -14014,17 +14584,70 @@
     </w:p>
     <w:bookmarkEnd w:id="43"/>
     <w:bookmarkEnd w:id="44"/>
-    <w:bookmarkStart w:id="56" w:name="references"/>
+    <w:bookmarkStart w:id="46" w:name="sec-sufficiency-reading"/>
     <w:p>
       <w:pPr>
         <w:pStyle w:val="Heading2"/>
       </w:pPr>
       <w:r>
+        <w:t xml:space="preserve">3 Further reading</w:t>
+      </w:r>
+    </w:p>
+    <w:p>
+      <w:pPr>
+        <w:pStyle w:val="Compact"/>
+        <w:numPr>
+          <w:ilvl w:val="0"/>
+          <w:numId w:val="1001"/>
+        </w:numPr>
+      </w:pPr>
+      <w:r>
+        <w:t xml:space="preserve">The</w:t>
+      </w:r>
+      <w:r>
+        <w:t xml:space="preserve"> </w:t>
+      </w:r>
+      <w:hyperlink r:id="rId45">
+        <w:r>
+          <w:rPr>
+            <w:rStyle w:val="Hyperlink"/>
+          </w:rPr>
+          <w:t xml:space="preserve">Fall 2024 course site for UC Berkeley’s Stat 210A,</w:t>
+        </w:r>
+        <w:r>
+          <w:rPr>
+            <w:rStyle w:val="Hyperlink"/>
+          </w:rPr>
+          <w:t xml:space="preserve"> </w:t>
+        </w:r>
+        <w:r>
+          <w:rPr>
+            <w:rStyle w:val="Hyperlink"/>
+            <w:i/>
+            <w:iCs/>
+          </w:rPr>
+          <w:t xml:space="preserve">Theoretical Statistics</w:t>
+        </w:r>
+      </w:hyperlink>
+      <w:r>
+        <w:t xml:space="preserve"> </w:t>
+      </w:r>
+      <w:r>
+        <w:t xml:space="preserve">(Will Fithian) has a course reader on exponential families, sufficiency, completeness and unbiased estimation.</w:t>
+      </w:r>
+    </w:p>
+    <w:bookmarkEnd w:id="46"/>
+    <w:bookmarkStart w:id="58" w:name="references"/>
+    <w:p>
+      <w:pPr>
+        <w:pStyle w:val="Heading2"/>
+      </w:pPr>
+      <w:r>
         <w:t xml:space="preserve">References</w:t>
       </w:r>
     </w:p>
-    <w:bookmarkStart w:id="55" w:name="refs"/>
-    <w:bookmarkStart w:id="46" w:name="ref-blackwell1947conditional"/>
+    <w:bookmarkStart w:id="57" w:name="refs"/>
+    <w:bookmarkStart w:id="48" w:name="ref-blackwell1947conditional"/>
     <w:p>
       <w:pPr>
         <w:pStyle w:val="Bibliography"/>
@@ -14057,7 +14680,7 @@
       <w:r>
         <w:t xml:space="preserve"> </w:t>
       </w:r>
-      <w:hyperlink r:id="rId45">
+      <w:hyperlink r:id="rId47">
         <w:r>
           <w:rPr>
             <w:rStyle w:val="Hyperlink"/>
@@ -14069,8 +14692,8 @@
         <w:t xml:space="preserve">.</w:t>
       </w:r>
     </w:p>
-    <w:bookmarkEnd w:id="46"/>
-    <w:bookmarkStart w:id="48" w:name="ref-CaseBerg01"/>
+    <w:bookmarkEnd w:id="48"/>
+    <w:bookmarkStart w:id="50" w:name="ref-CaseBerg01"/>
     <w:p>
       <w:pPr>
         <w:pStyle w:val="Bibliography"/>
@@ -14094,7 +14717,7 @@
       <w:r>
         <w:t xml:space="preserve"> </w:t>
       </w:r>
-      <w:hyperlink r:id="rId47">
+      <w:hyperlink r:id="rId49">
         <w:r>
           <w:rPr>
             <w:rStyle w:val="Hyperlink"/>
@@ -14106,8 +14729,8 @@
         <w:t xml:space="preserve">.</w:t>
       </w:r>
     </w:p>
-    <w:bookmarkEnd w:id="48"/>
-    <w:bookmarkStart w:id="50" w:name="ref-fisher1922mathematical"/>
+    <w:bookmarkEnd w:id="50"/>
+    <w:bookmarkStart w:id="52" w:name="ref-fisher1922mathematical"/>
     <w:p>
       <w:pPr>
         <w:pStyle w:val="Bibliography"/>
@@ -14140,7 +14763,7 @@
       <w:r>
         <w:t xml:space="preserve"> </w:t>
       </w:r>
-      <w:hyperlink r:id="rId49">
+      <w:hyperlink r:id="rId51">
         <w:r>
           <w:rPr>
             <w:rStyle w:val="Hyperlink"/>
@@ -14152,8 +14775,8 @@
         <w:t xml:space="preserve">.</w:t>
       </w:r>
     </w:p>
-    <w:bookmarkEnd w:id="50"/>
-    <w:bookmarkStart w:id="52" w:name="ref-halmos1949application"/>
+    <w:bookmarkEnd w:id="52"/>
+    <w:bookmarkStart w:id="54" w:name="ref-halmos1949application"/>
     <w:p>
       <w:pPr>
         <w:pStyle w:val="Bibliography"/>
@@ -14198,7 +14821,7 @@
       <w:r>
         <w:t xml:space="preserve"> </w:t>
       </w:r>
-      <w:hyperlink r:id="rId51">
+      <w:hyperlink r:id="rId53">
         <w:r>
           <w:rPr>
             <w:rStyle w:val="Hyperlink"/>
@@ -14210,8 +14833,8 @@
         <w:t xml:space="preserve">.</w:t>
       </w:r>
     </w:p>
-    <w:bookmarkEnd w:id="52"/>
-    <w:bookmarkStart w:id="53" w:name="ref-hosmer1989applied"/>
+    <w:bookmarkEnd w:id="54"/>
+    <w:bookmarkStart w:id="55" w:name="ref-hosmer1989applied"/>
     <w:p>
       <w:pPr>
         <w:pStyle w:val="Bibliography"/>
@@ -14233,8 +14856,8 @@
         <w:t xml:space="preserve">. Wiley.</w:t>
       </w:r>
     </w:p>
-    <w:bookmarkEnd w:id="53"/>
-    <w:bookmarkStart w:id="54" w:name="ref-rao1945information"/>
+    <w:bookmarkEnd w:id="55"/>
+    <w:bookmarkStart w:id="56" w:name="ref-rao1945information"/>
     <w:p>
       <w:pPr>
         <w:pStyle w:val="Bibliography"/>
@@ -14265,9 +14888,9 @@
         <w:t xml:space="preserve">37: 81–91.</w:t>
       </w:r>
     </w:p>
-    <w:bookmarkEnd w:id="54"/>
-    <w:bookmarkEnd w:id="55"/>
     <w:bookmarkEnd w:id="56"/>
+    <w:bookmarkEnd w:id="57"/>
+    <w:bookmarkEnd w:id="58"/>
     <w:sectPr>
       <w:footnotePr>
         <w:numRestart w:val="eachSect"/>
@@ -14378,8 +15001,114 @@
       </w:pPr>
     </w:lvl>
   </w:abstractNum>
+  <w:abstractNum w:abstractNumId="991">
+    <w:nsid w:val="0000A991"/>
+    <w:multiLevelType w:val="multilevel"/>
+    <w:lvl w:ilvl="0">
+      <w:numFmt w:val="bullet"/>
+      <w:lvlText w:val=""/>
+      <w:lvlJc w:val="left"/>
+      <w:pPr>
+        <w:ind w:left="720" w:hanging="360"/>
+      </w:pPr>
+      <w:rPr>
+        <w:rFonts w:ascii="Symbol" w:hAnsi="Symbol" w:cs="Symbol" w:hint="default"/>
+      </w:rPr>
+    </w:lvl>
+    <w:lvl w:ilvl="1">
+      <w:numFmt w:val="bullet"/>
+      <w:lvlText w:val="o"/>
+      <w:lvlJc w:val="left"/>
+      <w:pPr>
+        <w:ind w:left="1440" w:hanging="360"/>
+      </w:pPr>
+      <w:rPr>
+        <w:rFonts w:ascii="Courier New" w:hAnsi="Courier New" w:cs="Courier New" w:hint="default"/>
+      </w:rPr>
+    </w:lvl>
+    <w:lvl w:ilvl="2">
+      <w:numFmt w:val="bullet"/>
+      <w:lvlText w:val=""/>
+      <w:lvlJc w:val="left"/>
+      <w:pPr>
+        <w:ind w:left="2160" w:hanging="360"/>
+      </w:pPr>
+      <w:rPr>
+        <w:rFonts w:ascii="Wingdings" w:hAnsi="Wingdings" w:cs="Wingdings" w:hint="default"/>
+      </w:rPr>
+    </w:lvl>
+    <w:lvl w:ilvl="3">
+      <w:numFmt w:val="bullet"/>
+      <w:lvlText w:val=""/>
+      <w:lvlJc w:val="left"/>
+      <w:pPr>
+        <w:ind w:left="2880" w:hanging="360"/>
+      </w:pPr>
+      <w:rPr>
+        <w:rFonts w:ascii="Symbol" w:hAnsi="Symbol" w:cs="Symbol" w:hint="default"/>
+      </w:rPr>
+    </w:lvl>
+    <w:lvl w:ilvl="4">
+      <w:numFmt w:val="bullet"/>
+      <w:lvlText w:val="o"/>
+      <w:lvlJc w:val="left"/>
+      <w:pPr>
+        <w:ind w:left="3600" w:hanging="360"/>
+      </w:pPr>
+      <w:rPr>
+        <w:rFonts w:ascii="Courier New" w:hAnsi="Courier New" w:cs="Courier New" w:hint="default"/>
+      </w:rPr>
+    </w:lvl>
+    <w:lvl w:ilvl="5">
+      <w:numFmt w:val="bullet"/>
+      <w:lvlText w:val=""/>
+      <w:lvlJc w:val="left"/>
+      <w:pPr>
+        <w:ind w:left="4320" w:hanging="360"/>
+      </w:pPr>
+      <w:rPr>
+        <w:rFonts w:ascii="Wingdings" w:hAnsi="Wingdings" w:cs="Wingdings" w:hint="default"/>
+      </w:rPr>
+    </w:lvl>
+    <w:lvl w:ilvl="6">
+      <w:numFmt w:val="bullet"/>
+      <w:lvlText w:val=""/>
+      <w:lvlJc w:val="left"/>
+      <w:pPr>
+        <w:ind w:left="5040" w:hanging="360"/>
+      </w:pPr>
+      <w:rPr>
+        <w:rFonts w:ascii="Symbol" w:hAnsi="Symbol" w:cs="Symbol" w:hint="default"/>
+      </w:rPr>
+    </w:lvl>
+    <w:lvl w:ilvl="7">
+      <w:numFmt w:val="bullet"/>
+      <w:lvlText w:val="o"/>
+      <w:lvlJc w:val="left"/>
+      <w:pPr>
+        <w:ind w:left="5760" w:hanging="360"/>
+      </w:pPr>
+      <w:rPr>
+        <w:rFonts w:ascii="Courier New" w:hAnsi="Courier New" w:cs="Courier New" w:hint="default"/>
+      </w:rPr>
+    </w:lvl>
+    <w:lvl w:ilvl="8">
+      <w:numFmt w:val="bullet"/>
+      <w:lvlText w:val=""/>
+      <w:lvlJc w:val="left"/>
+      <w:pPr>
+        <w:ind w:left="6480" w:hanging="360"/>
+      </w:pPr>
+      <w:rPr>
+        <w:rFonts w:ascii="Wingdings" w:hAnsi="Wingdings" w:cs="Wingdings" w:hint="default"/>
+      </w:rPr>
+    </w:lvl>
+  </w:abstractNum>
   <w:num w:numId="1000">
     <w:abstractNumId w:val="990"/>
+  </w:num>
+  <w:num w:numId="1001">
+    <w:abstractNumId w:val="991"/>
   </w:num>
 </w:numbering>
 </file>
